--- a/docs/doc.docx
+++ b/docs/doc.docx
@@ -19,8 +19,14 @@
       <w:pPr>
         <w:pStyle w:val="Titre"/>
         <w:jc w:val="center"/>
-      </w:pPr>
-      <w:r>
+        <w:rPr>
+          <w:lang w:val="en-GB"/>
+        </w:rPr>
+      </w:pPr>
+      <w:r>
+        <w:rPr>
+          <w:lang w:val="en-GB"/>
+        </w:rPr>
         <w:t>MAW11 :</w:t>
       </w:r>
     </w:p>
@@ -28,8 +34,14 @@
       <w:pPr>
         <w:pStyle w:val="Titre"/>
         <w:jc w:val="center"/>
-      </w:pPr>
-      <w:r>
+        <w:rPr>
+          <w:lang w:val="en-GB"/>
+        </w:rPr>
+      </w:pPr>
+      <w:r>
+        <w:rPr>
+          <w:lang w:val="en-GB"/>
+        </w:rPr>
         <w:t>Projet Looper.</w:t>
       </w:r>
     </w:p>
@@ -37,21 +49,32 @@
       <w:pPr>
         <w:pStyle w:val="Titre"/>
         <w:jc w:val="center"/>
-      </w:pPr>
-    </w:p>
-    <w:p/>
+        <w:rPr>
+          <w:lang w:val="en-GB"/>
+        </w:rPr>
+      </w:pPr>
+    </w:p>
+    <w:p>
+      <w:pPr>
+        <w:rPr>
+          <w:lang w:val="en-GB"/>
+        </w:rPr>
+      </w:pPr>
+    </w:p>
     <w:p>
       <w:pPr>
         <w:jc w:val="center"/>
         <w:rPr>
           <w:sz w:val="28"/>
           <w:szCs w:val="28"/>
+          <w:lang w:val="en-GB"/>
         </w:rPr>
       </w:pPr>
       <w:r>
         <w:rPr>
           <w:sz w:val="28"/>
           <w:szCs w:val="28"/>
+          <w:lang w:val="en-GB"/>
         </w:rPr>
         <w:t>Rayan, Kilian, Gaëtan</w:t>
       </w:r>
@@ -74,7 +97,13 @@
     <w:sdt>
       <w:sdtPr>
         <w:rPr>
-          <w:lang w:val="fr-FR"/>
+          <w:rFonts w:asciiTheme="minorHAnsi" w:eastAsiaTheme="minorHAnsi" w:hAnsiTheme="minorHAnsi" w:cstheme="minorBidi"/>
+          <w:color w:val="auto"/>
+          <w:kern w:val="2"/>
+          <w:sz w:val="24"/>
+          <w:szCs w:val="24"/>
+          <w:lang w:val="fr-FR" w:eastAsia="en-US"/>
+          <w14:ligatures w14:val="standardContextual"/>
         </w:rPr>
         <w:id w:val="218946537"/>
         <w:docPartObj>
@@ -84,15 +113,8 @@
       </w:sdtPr>
       <w:sdtEndPr>
         <w:rPr>
-          <w:rFonts w:asciiTheme="minorHAnsi" w:eastAsiaTheme="minorHAnsi" w:hAnsiTheme="minorHAnsi" w:cstheme="minorBidi"/>
           <w:b/>
           <w:bCs/>
-          <w:color w:val="auto"/>
-          <w:kern w:val="2"/>
-          <w:sz w:val="24"/>
-          <w:szCs w:val="24"/>
-          <w:lang w:eastAsia="en-US"/>
-          <w14:ligatures w14:val="standardContextual"/>
         </w:rPr>
       </w:sdtEndPr>
       <w:sdtContent>
@@ -114,7 +136,9 @@
               <w:tab w:val="right" w:leader="dot" w:pos="9062"/>
             </w:tabs>
             <w:rPr>
+              <w:rFonts w:eastAsiaTheme="minorEastAsia"/>
               <w:noProof/>
+              <w:lang w:eastAsia="fr-CH"/>
             </w:rPr>
           </w:pPr>
           <w:r>
@@ -126,7 +150,7 @@
           <w:r>
             <w:fldChar w:fldCharType="separate"/>
           </w:r>
-          <w:hyperlink w:anchor="_Toc239319975" w:history="1">
+          <w:hyperlink w:anchor="_Toc239930565" w:history="1">
             <w:r>
               <w:rPr>
                 <w:rStyle w:val="Lienhypertexte"/>
@@ -153,7 +177,7 @@
                 <w:noProof/>
                 <w:webHidden/>
               </w:rPr>
-              <w:instrText xml:space="preserve"> PAGEREF _Toc239319975 \h </w:instrText>
+              <w:instrText xml:space="preserve"> PAGEREF _Toc239930565 \h </w:instrText>
             </w:r>
             <w:r>
               <w:rPr>
@@ -191,10 +215,12 @@
               <w:tab w:val="right" w:leader="dot" w:pos="9062"/>
             </w:tabs>
             <w:rPr>
+              <w:rFonts w:eastAsiaTheme="minorEastAsia"/>
               <w:noProof/>
+              <w:lang w:eastAsia="fr-CH"/>
             </w:rPr>
           </w:pPr>
-          <w:hyperlink w:anchor="_Toc239319976" w:history="1">
+          <w:hyperlink w:anchor="_Toc239930566" w:history="1">
             <w:r>
               <w:rPr>
                 <w:rStyle w:val="Lienhypertexte"/>
@@ -221,7 +247,7 @@
                 <w:noProof/>
                 <w:webHidden/>
               </w:rPr>
-              <w:instrText xml:space="preserve"> PAGEREF _Toc239319976 \h </w:instrText>
+              <w:instrText xml:space="preserve"> PAGEREF _Toc239930566 \h </w:instrText>
             </w:r>
             <w:r>
               <w:rPr>
@@ -259,10 +285,12 @@
               <w:tab w:val="right" w:leader="dot" w:pos="9062"/>
             </w:tabs>
             <w:rPr>
+              <w:rFonts w:eastAsiaTheme="minorEastAsia"/>
               <w:noProof/>
+              <w:lang w:eastAsia="fr-CH"/>
             </w:rPr>
           </w:pPr>
-          <w:hyperlink w:anchor="_Toc239319977" w:history="1">
+          <w:hyperlink w:anchor="_Toc239930567" w:history="1">
             <w:r>
               <w:rPr>
                 <w:rStyle w:val="Lienhypertexte"/>
@@ -289,7 +317,77 @@
                 <w:noProof/>
                 <w:webHidden/>
               </w:rPr>
-              <w:instrText xml:space="preserve"> PAGEREF _Toc239319977 \h </w:instrText>
+              <w:instrText xml:space="preserve"> PAGEREF _Toc239930567 \h </w:instrText>
+            </w:r>
+            <w:r>
+              <w:rPr>
+                <w:noProof/>
+                <w:webHidden/>
+              </w:rPr>
+            </w:r>
+            <w:r>
+              <w:rPr>
+                <w:noProof/>
+                <w:webHidden/>
+              </w:rPr>
+              <w:fldChar w:fldCharType="separate"/>
+            </w:r>
+            <w:r>
+              <w:rPr>
+                <w:noProof/>
+                <w:webHidden/>
+              </w:rPr>
+              <w:t>3</w:t>
+            </w:r>
+            <w:r>
+              <w:rPr>
+                <w:noProof/>
+                <w:webHidden/>
+              </w:rPr>
+              <w:fldChar w:fldCharType="end"/>
+            </w:r>
+          </w:hyperlink>
+        </w:p>
+        <w:p>
+          <w:pPr>
+            <w:pStyle w:val="TM2"/>
+            <w:tabs>
+              <w:tab w:val="right" w:leader="dot" w:pos="9062"/>
+            </w:tabs>
+            <w:rPr>
+              <w:rFonts w:eastAsiaTheme="minorEastAsia"/>
+              <w:noProof/>
+              <w:lang w:eastAsia="fr-CH"/>
+            </w:rPr>
+          </w:pPr>
+          <w:hyperlink w:anchor="_Toc239930568" w:history="1">
+            <w:r>
+              <w:rPr>
+                <w:rStyle w:val="Lienhypertexte"/>
+                <w:noProof/>
+              </w:rPr>
+              <w:t>Contraintes :</w:t>
+            </w:r>
+            <w:r>
+              <w:rPr>
+                <w:noProof/>
+                <w:webHidden/>
+              </w:rPr>
+              <w:tab/>
+            </w:r>
+            <w:r>
+              <w:rPr>
+                <w:noProof/>
+                <w:webHidden/>
+              </w:rPr>
+              <w:fldChar w:fldCharType="begin"/>
+            </w:r>
+            <w:r>
+              <w:rPr>
+                <w:noProof/>
+                <w:webHidden/>
+              </w:rPr>
+              <w:instrText xml:space="preserve"> PAGEREF _Toc239930568 \h </w:instrText>
             </w:r>
             <w:r>
               <w:rPr>
@@ -327,10 +425,12 @@
               <w:tab w:val="right" w:leader="dot" w:pos="9062"/>
             </w:tabs>
             <w:rPr>
+              <w:rFonts w:eastAsiaTheme="minorEastAsia"/>
               <w:noProof/>
+              <w:lang w:eastAsia="fr-CH"/>
             </w:rPr>
           </w:pPr>
-          <w:hyperlink w:anchor="_Toc239319978" w:history="1">
+          <w:hyperlink w:anchor="_Toc239930569" w:history="1">
             <w:r>
               <w:rPr>
                 <w:rStyle w:val="Lienhypertexte"/>
@@ -357,7 +457,7 @@
                 <w:noProof/>
                 <w:webHidden/>
               </w:rPr>
-              <w:instrText xml:space="preserve"> PAGEREF _Toc239319978 \h </w:instrText>
+              <w:instrText xml:space="preserve"> PAGEREF _Toc239930569 \h </w:instrText>
             </w:r>
             <w:r>
               <w:rPr>
@@ -378,6 +478,1056 @@
                 <w:webHidden/>
               </w:rPr>
               <w:t>3</w:t>
+            </w:r>
+            <w:r>
+              <w:rPr>
+                <w:noProof/>
+                <w:webHidden/>
+              </w:rPr>
+              <w:fldChar w:fldCharType="end"/>
+            </w:r>
+          </w:hyperlink>
+        </w:p>
+        <w:p>
+          <w:pPr>
+            <w:pStyle w:val="TM2"/>
+            <w:tabs>
+              <w:tab w:val="right" w:leader="dot" w:pos="9062"/>
+            </w:tabs>
+            <w:rPr>
+              <w:rFonts w:eastAsiaTheme="minorEastAsia"/>
+              <w:noProof/>
+              <w:lang w:eastAsia="fr-CH"/>
+            </w:rPr>
+          </w:pPr>
+          <w:hyperlink w:anchor="_Toc239930570" w:history="1">
+            <w:r>
+              <w:rPr>
+                <w:rStyle w:val="Lienhypertexte"/>
+                <w:noProof/>
+              </w:rPr>
+              <w:t>Sprints :</w:t>
+            </w:r>
+            <w:r>
+              <w:rPr>
+                <w:noProof/>
+                <w:webHidden/>
+              </w:rPr>
+              <w:tab/>
+            </w:r>
+            <w:r>
+              <w:rPr>
+                <w:noProof/>
+                <w:webHidden/>
+              </w:rPr>
+              <w:fldChar w:fldCharType="begin"/>
+            </w:r>
+            <w:r>
+              <w:rPr>
+                <w:noProof/>
+                <w:webHidden/>
+              </w:rPr>
+              <w:instrText xml:space="preserve"> PAGEREF _Toc239930570 \h </w:instrText>
+            </w:r>
+            <w:r>
+              <w:rPr>
+                <w:noProof/>
+                <w:webHidden/>
+              </w:rPr>
+            </w:r>
+            <w:r>
+              <w:rPr>
+                <w:noProof/>
+                <w:webHidden/>
+              </w:rPr>
+              <w:fldChar w:fldCharType="separate"/>
+            </w:r>
+            <w:r>
+              <w:rPr>
+                <w:noProof/>
+                <w:webHidden/>
+              </w:rPr>
+              <w:t>3</w:t>
+            </w:r>
+            <w:r>
+              <w:rPr>
+                <w:noProof/>
+                <w:webHidden/>
+              </w:rPr>
+              <w:fldChar w:fldCharType="end"/>
+            </w:r>
+          </w:hyperlink>
+        </w:p>
+        <w:p>
+          <w:pPr>
+            <w:pStyle w:val="TM3"/>
+            <w:tabs>
+              <w:tab w:val="right" w:leader="dot" w:pos="9062"/>
+            </w:tabs>
+            <w:rPr>
+              <w:rFonts w:eastAsiaTheme="minorEastAsia"/>
+              <w:noProof/>
+              <w:lang w:eastAsia="fr-CH"/>
+            </w:rPr>
+          </w:pPr>
+          <w:hyperlink w:anchor="_Toc239930571" w:history="1">
+            <w:r>
+              <w:rPr>
+                <w:rStyle w:val="Lienhypertexte"/>
+                <w:noProof/>
+              </w:rPr>
+              <w:t>Sprints 1 :</w:t>
+            </w:r>
+            <w:r>
+              <w:rPr>
+                <w:noProof/>
+                <w:webHidden/>
+              </w:rPr>
+              <w:tab/>
+            </w:r>
+            <w:r>
+              <w:rPr>
+                <w:noProof/>
+                <w:webHidden/>
+              </w:rPr>
+              <w:fldChar w:fldCharType="begin"/>
+            </w:r>
+            <w:r>
+              <w:rPr>
+                <w:noProof/>
+                <w:webHidden/>
+              </w:rPr>
+              <w:instrText xml:space="preserve"> PAGEREF _Toc239930571 \h </w:instrText>
+            </w:r>
+            <w:r>
+              <w:rPr>
+                <w:noProof/>
+                <w:webHidden/>
+              </w:rPr>
+            </w:r>
+            <w:r>
+              <w:rPr>
+                <w:noProof/>
+                <w:webHidden/>
+              </w:rPr>
+              <w:fldChar w:fldCharType="separate"/>
+            </w:r>
+            <w:r>
+              <w:rPr>
+                <w:noProof/>
+                <w:webHidden/>
+              </w:rPr>
+              <w:t>3</w:t>
+            </w:r>
+            <w:r>
+              <w:rPr>
+                <w:noProof/>
+                <w:webHidden/>
+              </w:rPr>
+              <w:fldChar w:fldCharType="end"/>
+            </w:r>
+          </w:hyperlink>
+        </w:p>
+        <w:p>
+          <w:pPr>
+            <w:pStyle w:val="TM2"/>
+            <w:tabs>
+              <w:tab w:val="right" w:leader="dot" w:pos="9062"/>
+            </w:tabs>
+            <w:rPr>
+              <w:rFonts w:eastAsiaTheme="minorEastAsia"/>
+              <w:noProof/>
+              <w:lang w:eastAsia="fr-CH"/>
+            </w:rPr>
+          </w:pPr>
+          <w:hyperlink w:anchor="_Toc239930572" w:history="1">
+            <w:r>
+              <w:rPr>
+                <w:rStyle w:val="Lienhypertexte"/>
+                <w:noProof/>
+              </w:rPr>
+              <w:t>Stratégie de test :</w:t>
+            </w:r>
+            <w:r>
+              <w:rPr>
+                <w:noProof/>
+                <w:webHidden/>
+              </w:rPr>
+              <w:tab/>
+            </w:r>
+            <w:r>
+              <w:rPr>
+                <w:noProof/>
+                <w:webHidden/>
+              </w:rPr>
+              <w:fldChar w:fldCharType="begin"/>
+            </w:r>
+            <w:r>
+              <w:rPr>
+                <w:noProof/>
+                <w:webHidden/>
+              </w:rPr>
+              <w:instrText xml:space="preserve"> PAGEREF _Toc239930572 \h </w:instrText>
+            </w:r>
+            <w:r>
+              <w:rPr>
+                <w:noProof/>
+                <w:webHidden/>
+              </w:rPr>
+            </w:r>
+            <w:r>
+              <w:rPr>
+                <w:noProof/>
+                <w:webHidden/>
+              </w:rPr>
+              <w:fldChar w:fldCharType="separate"/>
+            </w:r>
+            <w:r>
+              <w:rPr>
+                <w:noProof/>
+                <w:webHidden/>
+              </w:rPr>
+              <w:t>3</w:t>
+            </w:r>
+            <w:r>
+              <w:rPr>
+                <w:noProof/>
+                <w:webHidden/>
+              </w:rPr>
+              <w:fldChar w:fldCharType="end"/>
+            </w:r>
+          </w:hyperlink>
+        </w:p>
+        <w:p>
+          <w:pPr>
+            <w:pStyle w:val="TM1"/>
+            <w:tabs>
+              <w:tab w:val="right" w:leader="dot" w:pos="9062"/>
+            </w:tabs>
+            <w:rPr>
+              <w:rFonts w:eastAsiaTheme="minorEastAsia"/>
+              <w:noProof/>
+              <w:lang w:eastAsia="fr-CH"/>
+            </w:rPr>
+          </w:pPr>
+          <w:hyperlink w:anchor="_Toc239930573" w:history="1">
+            <w:r>
+              <w:rPr>
+                <w:rStyle w:val="Lienhypertexte"/>
+                <w:noProof/>
+              </w:rPr>
+              <w:t>Produit :</w:t>
+            </w:r>
+            <w:r>
+              <w:rPr>
+                <w:noProof/>
+                <w:webHidden/>
+              </w:rPr>
+              <w:tab/>
+            </w:r>
+            <w:r>
+              <w:rPr>
+                <w:noProof/>
+                <w:webHidden/>
+              </w:rPr>
+              <w:fldChar w:fldCharType="begin"/>
+            </w:r>
+            <w:r>
+              <w:rPr>
+                <w:noProof/>
+                <w:webHidden/>
+              </w:rPr>
+              <w:instrText xml:space="preserve"> PAGEREF _Toc239930573 \h </w:instrText>
+            </w:r>
+            <w:r>
+              <w:rPr>
+                <w:noProof/>
+                <w:webHidden/>
+              </w:rPr>
+            </w:r>
+            <w:r>
+              <w:rPr>
+                <w:noProof/>
+                <w:webHidden/>
+              </w:rPr>
+              <w:fldChar w:fldCharType="separate"/>
+            </w:r>
+            <w:r>
+              <w:rPr>
+                <w:noProof/>
+                <w:webHidden/>
+              </w:rPr>
+              <w:t>4</w:t>
+            </w:r>
+            <w:r>
+              <w:rPr>
+                <w:noProof/>
+                <w:webHidden/>
+              </w:rPr>
+              <w:fldChar w:fldCharType="end"/>
+            </w:r>
+          </w:hyperlink>
+        </w:p>
+        <w:p>
+          <w:pPr>
+            <w:pStyle w:val="TM2"/>
+            <w:tabs>
+              <w:tab w:val="right" w:leader="dot" w:pos="9062"/>
+            </w:tabs>
+            <w:rPr>
+              <w:rFonts w:eastAsiaTheme="minorEastAsia"/>
+              <w:noProof/>
+              <w:lang w:eastAsia="fr-CH"/>
+            </w:rPr>
+          </w:pPr>
+          <w:hyperlink w:anchor="_Toc239930574" w:history="1">
+            <w:r>
+              <w:rPr>
+                <w:rStyle w:val="Lienhypertexte"/>
+                <w:noProof/>
+              </w:rPr>
+              <w:t>Composants :</w:t>
+            </w:r>
+            <w:r>
+              <w:rPr>
+                <w:noProof/>
+                <w:webHidden/>
+              </w:rPr>
+              <w:tab/>
+            </w:r>
+            <w:r>
+              <w:rPr>
+                <w:noProof/>
+                <w:webHidden/>
+              </w:rPr>
+              <w:fldChar w:fldCharType="begin"/>
+            </w:r>
+            <w:r>
+              <w:rPr>
+                <w:noProof/>
+                <w:webHidden/>
+              </w:rPr>
+              <w:instrText xml:space="preserve"> PAGEREF _Toc239930574 \h </w:instrText>
+            </w:r>
+            <w:r>
+              <w:rPr>
+                <w:noProof/>
+                <w:webHidden/>
+              </w:rPr>
+            </w:r>
+            <w:r>
+              <w:rPr>
+                <w:noProof/>
+                <w:webHidden/>
+              </w:rPr>
+              <w:fldChar w:fldCharType="separate"/>
+            </w:r>
+            <w:r>
+              <w:rPr>
+                <w:noProof/>
+                <w:webHidden/>
+              </w:rPr>
+              <w:t>4</w:t>
+            </w:r>
+            <w:r>
+              <w:rPr>
+                <w:noProof/>
+                <w:webHidden/>
+              </w:rPr>
+              <w:fldChar w:fldCharType="end"/>
+            </w:r>
+          </w:hyperlink>
+        </w:p>
+        <w:p>
+          <w:pPr>
+            <w:pStyle w:val="TM3"/>
+            <w:tabs>
+              <w:tab w:val="right" w:leader="dot" w:pos="9062"/>
+            </w:tabs>
+            <w:rPr>
+              <w:rFonts w:eastAsiaTheme="minorEastAsia"/>
+              <w:noProof/>
+              <w:lang w:eastAsia="fr-CH"/>
+            </w:rPr>
+          </w:pPr>
+          <w:hyperlink w:anchor="_Toc239930575" w:history="1">
+            <w:r>
+              <w:rPr>
+                <w:rStyle w:val="Lienhypertexte"/>
+                <w:noProof/>
+              </w:rPr>
+              <w:t>Gem :</w:t>
+            </w:r>
+            <w:r>
+              <w:rPr>
+                <w:noProof/>
+                <w:webHidden/>
+              </w:rPr>
+              <w:tab/>
+            </w:r>
+            <w:r>
+              <w:rPr>
+                <w:noProof/>
+                <w:webHidden/>
+              </w:rPr>
+              <w:fldChar w:fldCharType="begin"/>
+            </w:r>
+            <w:r>
+              <w:rPr>
+                <w:noProof/>
+                <w:webHidden/>
+              </w:rPr>
+              <w:instrText xml:space="preserve"> PAGEREF _Toc239930575 \h </w:instrText>
+            </w:r>
+            <w:r>
+              <w:rPr>
+                <w:noProof/>
+                <w:webHidden/>
+              </w:rPr>
+            </w:r>
+            <w:r>
+              <w:rPr>
+                <w:noProof/>
+                <w:webHidden/>
+              </w:rPr>
+              <w:fldChar w:fldCharType="separate"/>
+            </w:r>
+            <w:r>
+              <w:rPr>
+                <w:noProof/>
+                <w:webHidden/>
+              </w:rPr>
+              <w:t>4</w:t>
+            </w:r>
+            <w:r>
+              <w:rPr>
+                <w:noProof/>
+                <w:webHidden/>
+              </w:rPr>
+              <w:fldChar w:fldCharType="end"/>
+            </w:r>
+          </w:hyperlink>
+        </w:p>
+        <w:p>
+          <w:pPr>
+            <w:pStyle w:val="TM1"/>
+            <w:tabs>
+              <w:tab w:val="right" w:leader="dot" w:pos="9062"/>
+            </w:tabs>
+            <w:rPr>
+              <w:rFonts w:eastAsiaTheme="minorEastAsia"/>
+              <w:noProof/>
+              <w:lang w:eastAsia="fr-CH"/>
+            </w:rPr>
+          </w:pPr>
+          <w:hyperlink w:anchor="_Toc239930576" w:history="1">
+            <w:r>
+              <w:rPr>
+                <w:rStyle w:val="Lienhypertexte"/>
+                <w:noProof/>
+              </w:rPr>
+              <w:t>Organisations :</w:t>
+            </w:r>
+            <w:r>
+              <w:rPr>
+                <w:noProof/>
+                <w:webHidden/>
+              </w:rPr>
+              <w:tab/>
+            </w:r>
+            <w:r>
+              <w:rPr>
+                <w:noProof/>
+                <w:webHidden/>
+              </w:rPr>
+              <w:fldChar w:fldCharType="begin"/>
+            </w:r>
+            <w:r>
+              <w:rPr>
+                <w:noProof/>
+                <w:webHidden/>
+              </w:rPr>
+              <w:instrText xml:space="preserve"> PAGEREF _Toc239930576 \h </w:instrText>
+            </w:r>
+            <w:r>
+              <w:rPr>
+                <w:noProof/>
+                <w:webHidden/>
+              </w:rPr>
+            </w:r>
+            <w:r>
+              <w:rPr>
+                <w:noProof/>
+                <w:webHidden/>
+              </w:rPr>
+              <w:fldChar w:fldCharType="separate"/>
+            </w:r>
+            <w:r>
+              <w:rPr>
+                <w:noProof/>
+                <w:webHidden/>
+              </w:rPr>
+              <w:t>4</w:t>
+            </w:r>
+            <w:r>
+              <w:rPr>
+                <w:noProof/>
+                <w:webHidden/>
+              </w:rPr>
+              <w:fldChar w:fldCharType="end"/>
+            </w:r>
+          </w:hyperlink>
+        </w:p>
+        <w:p>
+          <w:pPr>
+            <w:pStyle w:val="TM2"/>
+            <w:tabs>
+              <w:tab w:val="right" w:leader="dot" w:pos="9062"/>
+            </w:tabs>
+            <w:rPr>
+              <w:rFonts w:eastAsiaTheme="minorEastAsia"/>
+              <w:noProof/>
+              <w:lang w:eastAsia="fr-CH"/>
+            </w:rPr>
+          </w:pPr>
+          <w:hyperlink w:anchor="_Toc239930577" w:history="1">
+            <w:r>
+              <w:rPr>
+                <w:rStyle w:val="Lienhypertexte"/>
+                <w:noProof/>
+              </w:rPr>
+              <w:t>Plannings :</w:t>
+            </w:r>
+            <w:r>
+              <w:rPr>
+                <w:noProof/>
+                <w:webHidden/>
+              </w:rPr>
+              <w:tab/>
+            </w:r>
+            <w:r>
+              <w:rPr>
+                <w:noProof/>
+                <w:webHidden/>
+              </w:rPr>
+              <w:fldChar w:fldCharType="begin"/>
+            </w:r>
+            <w:r>
+              <w:rPr>
+                <w:noProof/>
+                <w:webHidden/>
+              </w:rPr>
+              <w:instrText xml:space="preserve"> PAGEREF _Toc239930577 \h </w:instrText>
+            </w:r>
+            <w:r>
+              <w:rPr>
+                <w:noProof/>
+                <w:webHidden/>
+              </w:rPr>
+            </w:r>
+            <w:r>
+              <w:rPr>
+                <w:noProof/>
+                <w:webHidden/>
+              </w:rPr>
+              <w:fldChar w:fldCharType="separate"/>
+            </w:r>
+            <w:r>
+              <w:rPr>
+                <w:noProof/>
+                <w:webHidden/>
+              </w:rPr>
+              <w:t>4</w:t>
+            </w:r>
+            <w:r>
+              <w:rPr>
+                <w:noProof/>
+                <w:webHidden/>
+              </w:rPr>
+              <w:fldChar w:fldCharType="end"/>
+            </w:r>
+          </w:hyperlink>
+        </w:p>
+        <w:p>
+          <w:pPr>
+            <w:pStyle w:val="TM2"/>
+            <w:tabs>
+              <w:tab w:val="right" w:leader="dot" w:pos="9062"/>
+            </w:tabs>
+            <w:rPr>
+              <w:rFonts w:eastAsiaTheme="minorEastAsia"/>
+              <w:noProof/>
+              <w:lang w:eastAsia="fr-CH"/>
+            </w:rPr>
+          </w:pPr>
+          <w:hyperlink w:anchor="_Toc239930578" w:history="1">
+            <w:r>
+              <w:rPr>
+                <w:rStyle w:val="Lienhypertexte"/>
+                <w:noProof/>
+              </w:rPr>
+              <w:t>Depot Git :</w:t>
+            </w:r>
+            <w:r>
+              <w:rPr>
+                <w:noProof/>
+                <w:webHidden/>
+              </w:rPr>
+              <w:tab/>
+            </w:r>
+            <w:r>
+              <w:rPr>
+                <w:noProof/>
+                <w:webHidden/>
+              </w:rPr>
+              <w:fldChar w:fldCharType="begin"/>
+            </w:r>
+            <w:r>
+              <w:rPr>
+                <w:noProof/>
+                <w:webHidden/>
+              </w:rPr>
+              <w:instrText xml:space="preserve"> PAGEREF _Toc239930578 \h </w:instrText>
+            </w:r>
+            <w:r>
+              <w:rPr>
+                <w:noProof/>
+                <w:webHidden/>
+              </w:rPr>
+            </w:r>
+            <w:r>
+              <w:rPr>
+                <w:noProof/>
+                <w:webHidden/>
+              </w:rPr>
+              <w:fldChar w:fldCharType="separate"/>
+            </w:r>
+            <w:r>
+              <w:rPr>
+                <w:noProof/>
+                <w:webHidden/>
+              </w:rPr>
+              <w:t>4</w:t>
+            </w:r>
+            <w:r>
+              <w:rPr>
+                <w:noProof/>
+                <w:webHidden/>
+              </w:rPr>
+              <w:fldChar w:fldCharType="end"/>
+            </w:r>
+          </w:hyperlink>
+        </w:p>
+        <w:p>
+          <w:pPr>
+            <w:pStyle w:val="TM1"/>
+            <w:tabs>
+              <w:tab w:val="right" w:leader="dot" w:pos="9062"/>
+            </w:tabs>
+            <w:rPr>
+              <w:rFonts w:eastAsiaTheme="minorEastAsia"/>
+              <w:noProof/>
+              <w:lang w:eastAsia="fr-CH"/>
+            </w:rPr>
+          </w:pPr>
+          <w:hyperlink w:anchor="_Toc239930579" w:history="1">
+            <w:r>
+              <w:rPr>
+                <w:rStyle w:val="Lienhypertexte"/>
+                <w:noProof/>
+              </w:rPr>
+              <w:t>Conclusion :</w:t>
+            </w:r>
+            <w:r>
+              <w:rPr>
+                <w:noProof/>
+                <w:webHidden/>
+              </w:rPr>
+              <w:tab/>
+            </w:r>
+            <w:r>
+              <w:rPr>
+                <w:noProof/>
+                <w:webHidden/>
+              </w:rPr>
+              <w:fldChar w:fldCharType="begin"/>
+            </w:r>
+            <w:r>
+              <w:rPr>
+                <w:noProof/>
+                <w:webHidden/>
+              </w:rPr>
+              <w:instrText xml:space="preserve"> PAGEREF _Toc239930579 \h </w:instrText>
+            </w:r>
+            <w:r>
+              <w:rPr>
+                <w:noProof/>
+                <w:webHidden/>
+              </w:rPr>
+            </w:r>
+            <w:r>
+              <w:rPr>
+                <w:noProof/>
+                <w:webHidden/>
+              </w:rPr>
+              <w:fldChar w:fldCharType="separate"/>
+            </w:r>
+            <w:r>
+              <w:rPr>
+                <w:noProof/>
+                <w:webHidden/>
+              </w:rPr>
+              <w:t>4</w:t>
+            </w:r>
+            <w:r>
+              <w:rPr>
+                <w:noProof/>
+                <w:webHidden/>
+              </w:rPr>
+              <w:fldChar w:fldCharType="end"/>
+            </w:r>
+          </w:hyperlink>
+        </w:p>
+        <w:p>
+          <w:pPr>
+            <w:pStyle w:val="TM2"/>
+            <w:tabs>
+              <w:tab w:val="right" w:leader="dot" w:pos="9062"/>
+            </w:tabs>
+            <w:rPr>
+              <w:rFonts w:eastAsiaTheme="minorEastAsia"/>
+              <w:noProof/>
+              <w:lang w:eastAsia="fr-CH"/>
+            </w:rPr>
+          </w:pPr>
+          <w:hyperlink w:anchor="_Toc239930580" w:history="1">
+            <w:r>
+              <w:rPr>
+                <w:rStyle w:val="Lienhypertexte"/>
+                <w:noProof/>
+              </w:rPr>
+              <w:t>Globale :</w:t>
+            </w:r>
+            <w:r>
+              <w:rPr>
+                <w:noProof/>
+                <w:webHidden/>
+              </w:rPr>
+              <w:tab/>
+            </w:r>
+            <w:r>
+              <w:rPr>
+                <w:noProof/>
+                <w:webHidden/>
+              </w:rPr>
+              <w:fldChar w:fldCharType="begin"/>
+            </w:r>
+            <w:r>
+              <w:rPr>
+                <w:noProof/>
+                <w:webHidden/>
+              </w:rPr>
+              <w:instrText xml:space="preserve"> PAGEREF _Toc239930580 \h </w:instrText>
+            </w:r>
+            <w:r>
+              <w:rPr>
+                <w:noProof/>
+                <w:webHidden/>
+              </w:rPr>
+            </w:r>
+            <w:r>
+              <w:rPr>
+                <w:noProof/>
+                <w:webHidden/>
+              </w:rPr>
+              <w:fldChar w:fldCharType="separate"/>
+            </w:r>
+            <w:r>
+              <w:rPr>
+                <w:noProof/>
+                <w:webHidden/>
+              </w:rPr>
+              <w:t>4</w:t>
+            </w:r>
+            <w:r>
+              <w:rPr>
+                <w:noProof/>
+                <w:webHidden/>
+              </w:rPr>
+              <w:fldChar w:fldCharType="end"/>
+            </w:r>
+          </w:hyperlink>
+        </w:p>
+        <w:p>
+          <w:pPr>
+            <w:pStyle w:val="TM2"/>
+            <w:tabs>
+              <w:tab w:val="right" w:leader="dot" w:pos="9062"/>
+            </w:tabs>
+            <w:rPr>
+              <w:rFonts w:eastAsiaTheme="minorEastAsia"/>
+              <w:noProof/>
+              <w:lang w:eastAsia="fr-CH"/>
+            </w:rPr>
+          </w:pPr>
+          <w:hyperlink w:anchor="_Toc239930581" w:history="1">
+            <w:r>
+              <w:rPr>
+                <w:rStyle w:val="Lienhypertexte"/>
+                <w:noProof/>
+              </w:rPr>
+              <w:t>Personnelle :</w:t>
+            </w:r>
+            <w:r>
+              <w:rPr>
+                <w:noProof/>
+                <w:webHidden/>
+              </w:rPr>
+              <w:tab/>
+            </w:r>
+            <w:r>
+              <w:rPr>
+                <w:noProof/>
+                <w:webHidden/>
+              </w:rPr>
+              <w:fldChar w:fldCharType="begin"/>
+            </w:r>
+            <w:r>
+              <w:rPr>
+                <w:noProof/>
+                <w:webHidden/>
+              </w:rPr>
+              <w:instrText xml:space="preserve"> PAGEREF _Toc239930581 \h </w:instrText>
+            </w:r>
+            <w:r>
+              <w:rPr>
+                <w:noProof/>
+                <w:webHidden/>
+              </w:rPr>
+            </w:r>
+            <w:r>
+              <w:rPr>
+                <w:noProof/>
+                <w:webHidden/>
+              </w:rPr>
+              <w:fldChar w:fldCharType="separate"/>
+            </w:r>
+            <w:r>
+              <w:rPr>
+                <w:noProof/>
+                <w:webHidden/>
+              </w:rPr>
+              <w:t>4</w:t>
+            </w:r>
+            <w:r>
+              <w:rPr>
+                <w:noProof/>
+                <w:webHidden/>
+              </w:rPr>
+              <w:fldChar w:fldCharType="end"/>
+            </w:r>
+          </w:hyperlink>
+        </w:p>
+        <w:p>
+          <w:pPr>
+            <w:pStyle w:val="TM3"/>
+            <w:tabs>
+              <w:tab w:val="right" w:leader="dot" w:pos="9062"/>
+            </w:tabs>
+            <w:rPr>
+              <w:rFonts w:eastAsiaTheme="minorEastAsia"/>
+              <w:noProof/>
+              <w:lang w:eastAsia="fr-CH"/>
+            </w:rPr>
+          </w:pPr>
+          <w:hyperlink w:anchor="_Toc239930582" w:history="1">
+            <w:r>
+              <w:rPr>
+                <w:rStyle w:val="Lienhypertexte"/>
+                <w:noProof/>
+              </w:rPr>
+              <w:t>Kilian Testard :</w:t>
+            </w:r>
+            <w:r>
+              <w:rPr>
+                <w:noProof/>
+                <w:webHidden/>
+              </w:rPr>
+              <w:tab/>
+            </w:r>
+            <w:r>
+              <w:rPr>
+                <w:noProof/>
+                <w:webHidden/>
+              </w:rPr>
+              <w:fldChar w:fldCharType="begin"/>
+            </w:r>
+            <w:r>
+              <w:rPr>
+                <w:noProof/>
+                <w:webHidden/>
+              </w:rPr>
+              <w:instrText xml:space="preserve"> PAGEREF _Toc239930582 \h </w:instrText>
+            </w:r>
+            <w:r>
+              <w:rPr>
+                <w:noProof/>
+                <w:webHidden/>
+              </w:rPr>
+            </w:r>
+            <w:r>
+              <w:rPr>
+                <w:noProof/>
+                <w:webHidden/>
+              </w:rPr>
+              <w:fldChar w:fldCharType="separate"/>
+            </w:r>
+            <w:r>
+              <w:rPr>
+                <w:noProof/>
+                <w:webHidden/>
+              </w:rPr>
+              <w:t>4</w:t>
+            </w:r>
+            <w:r>
+              <w:rPr>
+                <w:noProof/>
+                <w:webHidden/>
+              </w:rPr>
+              <w:fldChar w:fldCharType="end"/>
+            </w:r>
+          </w:hyperlink>
+        </w:p>
+        <w:p>
+          <w:pPr>
+            <w:pStyle w:val="TM3"/>
+            <w:tabs>
+              <w:tab w:val="right" w:leader="dot" w:pos="9062"/>
+            </w:tabs>
+            <w:rPr>
+              <w:rFonts w:eastAsiaTheme="minorEastAsia"/>
+              <w:noProof/>
+              <w:lang w:eastAsia="fr-CH"/>
+            </w:rPr>
+          </w:pPr>
+          <w:hyperlink w:anchor="_Toc239930583" w:history="1">
+            <w:r>
+              <w:rPr>
+                <w:rStyle w:val="Lienhypertexte"/>
+                <w:noProof/>
+              </w:rPr>
+              <w:t>Rayan Bersier :</w:t>
+            </w:r>
+            <w:r>
+              <w:rPr>
+                <w:noProof/>
+                <w:webHidden/>
+              </w:rPr>
+              <w:tab/>
+            </w:r>
+            <w:r>
+              <w:rPr>
+                <w:noProof/>
+                <w:webHidden/>
+              </w:rPr>
+              <w:fldChar w:fldCharType="begin"/>
+            </w:r>
+            <w:r>
+              <w:rPr>
+                <w:noProof/>
+                <w:webHidden/>
+              </w:rPr>
+              <w:instrText xml:space="preserve"> PAGEREF _Toc239930583 \h </w:instrText>
+            </w:r>
+            <w:r>
+              <w:rPr>
+                <w:noProof/>
+                <w:webHidden/>
+              </w:rPr>
+            </w:r>
+            <w:r>
+              <w:rPr>
+                <w:noProof/>
+                <w:webHidden/>
+              </w:rPr>
+              <w:fldChar w:fldCharType="separate"/>
+            </w:r>
+            <w:r>
+              <w:rPr>
+                <w:noProof/>
+                <w:webHidden/>
+              </w:rPr>
+              <w:t>4</w:t>
+            </w:r>
+            <w:r>
+              <w:rPr>
+                <w:noProof/>
+                <w:webHidden/>
+              </w:rPr>
+              <w:fldChar w:fldCharType="end"/>
+            </w:r>
+          </w:hyperlink>
+        </w:p>
+        <w:p>
+          <w:pPr>
+            <w:pStyle w:val="TM3"/>
+            <w:tabs>
+              <w:tab w:val="right" w:leader="dot" w:pos="9062"/>
+            </w:tabs>
+            <w:rPr>
+              <w:rFonts w:eastAsiaTheme="minorEastAsia"/>
+              <w:noProof/>
+              <w:lang w:eastAsia="fr-CH"/>
+            </w:rPr>
+          </w:pPr>
+          <w:hyperlink w:anchor="_Toc239930584" w:history="1">
+            <w:r>
+              <w:rPr>
+                <w:rStyle w:val="Lienhypertexte"/>
+                <w:noProof/>
+              </w:rPr>
+              <w:t>Gendroz :</w:t>
+            </w:r>
+            <w:r>
+              <w:rPr>
+                <w:noProof/>
+                <w:webHidden/>
+              </w:rPr>
+              <w:tab/>
+            </w:r>
+            <w:r>
+              <w:rPr>
+                <w:noProof/>
+                <w:webHidden/>
+              </w:rPr>
+              <w:fldChar w:fldCharType="begin"/>
+            </w:r>
+            <w:r>
+              <w:rPr>
+                <w:noProof/>
+                <w:webHidden/>
+              </w:rPr>
+              <w:instrText xml:space="preserve"> PAGEREF _Toc239930584 \h </w:instrText>
+            </w:r>
+            <w:r>
+              <w:rPr>
+                <w:noProof/>
+                <w:webHidden/>
+              </w:rPr>
+            </w:r>
+            <w:r>
+              <w:rPr>
+                <w:noProof/>
+                <w:webHidden/>
+              </w:rPr>
+              <w:fldChar w:fldCharType="separate"/>
+            </w:r>
+            <w:r>
+              <w:rPr>
+                <w:noProof/>
+                <w:webHidden/>
+              </w:rPr>
+              <w:t>4</w:t>
             </w:r>
             <w:r>
               <w:rPr>
@@ -418,7 +1568,7 @@
       <w:pPr>
         <w:pStyle w:val="Titre1"/>
       </w:pPr>
-      <w:bookmarkStart w:id="0" w:name="_Toc239319975"/>
+      <w:bookmarkStart w:id="0" w:name="_Toc239930565"/>
       <w:r>
         <w:lastRenderedPageBreak/>
         <w:t>Projet :</w:t>
@@ -429,7 +1579,7 @@
       <w:pPr>
         <w:pStyle w:val="Titre2"/>
       </w:pPr>
-      <w:bookmarkStart w:id="1" w:name="_Toc239319976"/>
+      <w:bookmarkStart w:id="1" w:name="_Toc239930566"/>
       <w:r>
         <w:t>Contexte :</w:t>
       </w:r>
@@ -440,7 +1590,13 @@
         <w:jc w:val="both"/>
       </w:pPr>
       <w:r>
-        <w:t>Le projet consiste en la constitution d’un clone du site Looper. La concentration est ciblée sur le backend qui doit être développé entièrement en RUBY. Il doit pouvoir permettre aux utilisateurs de créer, manager et supprimer des sujets et des questions dans ces derniers, le tout sans login.</w:t>
+        <w:t xml:space="preserve">Le projet consiste en la constitution d’un clone du site Looper. La concentration est ciblée sur le backend qui doit être développé entièrement en RUBY. Il doit pouvoir permettre aux utilisateurs de créer, manager et supprimer des sujets </w:t>
+      </w:r>
+      <w:r>
+        <w:t>ainsi que</w:t>
+      </w:r>
+      <w:r>
+        <w:t xml:space="preserve"> des questions dans ces derniers, le tout sans login.</w:t>
       </w:r>
     </w:p>
     <w:p>
@@ -450,9 +1606,25 @@
     </w:p>
     <w:p>
       <w:pPr>
+        <w:jc w:val="both"/>
+      </w:pPr>
+      <w:r>
+        <w:t xml:space="preserve">Ce projet a pour but de nous </w:t>
+      </w:r>
+      <w:r>
+        <w:t>entraîner au développement backend avec RUBY et la mise en application d’une méthodologie agile. Mais également à la prise de décision technique qu’un technicien doit être capable.</w:t>
+      </w:r>
+    </w:p>
+    <w:p>
+      <w:pPr>
+        <w:jc w:val="both"/>
+      </w:pPr>
+    </w:p>
+    <w:p>
+      <w:pPr>
         <w:pStyle w:val="Titre2"/>
       </w:pPr>
-      <w:bookmarkStart w:id="2" w:name="_Toc239319977"/>
+      <w:bookmarkStart w:id="2" w:name="_Toc239930567"/>
       <w:r>
         <w:t>Participants :</w:t>
       </w:r>
@@ -500,44 +1672,409 @@
     <w:p/>
     <w:p>
       <w:pPr>
+        <w:pStyle w:val="Titre2"/>
+      </w:pPr>
+      <w:bookmarkStart w:id="3" w:name="_Toc239930568"/>
+      <w:r>
+        <w:t>Contraintes :</w:t>
+      </w:r>
+      <w:bookmarkEnd w:id="3"/>
+    </w:p>
+    <w:p>
+      <w:pPr>
+        <w:pStyle w:val="Paragraphedeliste"/>
+        <w:numPr>
+          <w:ilvl w:val="0"/>
+          <w:numId w:val="1"/>
+        </w:numPr>
+      </w:pPr>
+      <w:r>
+        <w:t>Utilisation de RUBY pour la partie Backend.</w:t>
+      </w:r>
+    </w:p>
+    <w:p>
+      <w:pPr>
+        <w:pStyle w:val="Paragraphedeliste"/>
+        <w:numPr>
+          <w:ilvl w:val="0"/>
+          <w:numId w:val="1"/>
+        </w:numPr>
+      </w:pPr>
+      <w:r>
+        <w:t>Méthode agile via philosophie scrum.</w:t>
+      </w:r>
+    </w:p>
+    <w:p/>
+    <w:p>
+      <w:pPr>
         <w:pStyle w:val="Titre1"/>
       </w:pPr>
-      <w:bookmarkStart w:id="3" w:name="_Toc239319978"/>
+      <w:bookmarkStart w:id="4" w:name="_Toc239930569"/>
       <w:r>
         <w:t>Développement :</w:t>
       </w:r>
-      <w:bookmarkEnd w:id="3"/>
+      <w:bookmarkEnd w:id="4"/>
     </w:p>
     <w:p/>
     <w:p>
       <w:pPr>
         <w:pStyle w:val="Titre2"/>
       </w:pPr>
+      <w:bookmarkStart w:id="5" w:name="_Toc239930570"/>
       <w:r>
         <w:t>Sprints :</w:t>
       </w:r>
+      <w:bookmarkEnd w:id="5"/>
     </w:p>
     <w:p>
       <w:pPr>
         <w:pStyle w:val="Titre3"/>
       </w:pPr>
+      <w:bookmarkStart w:id="6" w:name="_Toc239930571"/>
       <w:r>
         <w:t>Sprints 1 :</w:t>
       </w:r>
-    </w:p>
-    <w:p>
-      <w:r>
-        <w:t>Objectif : Le clone du site permet de créer un formulaire.</w:t>
-      </w:r>
-    </w:p>
-    <w:p>
-      <w:r>
-        <w:t>Date de fin : 04.09.2026.</w:t>
-      </w:r>
-    </w:p>
+      <w:bookmarkEnd w:id="6"/>
+    </w:p>
+    <w:p>
+      <w:r>
+        <w:t>Objectif : Le clone du site permet de créer</w:t>
+      </w:r>
+      <w:r>
+        <w:t xml:space="preserve"> et gérer</w:t>
+      </w:r>
+      <w:r>
+        <w:t xml:space="preserve"> un formulaire.</w:t>
+      </w:r>
+    </w:p>
+    <w:p>
+      <w:r>
+        <w:t xml:space="preserve">Date de fin : </w:t>
+      </w:r>
+      <w:r>
+        <w:t>11</w:t>
+      </w:r>
+      <w:r>
+        <w:t>.09.2026.</w:t>
+      </w:r>
+    </w:p>
+    <w:p>
+      <w:r>
+        <w:t>Résultat :</w:t>
+      </w:r>
+    </w:p>
+    <w:p/>
+    <w:p>
+      <w:pPr>
+        <w:pStyle w:val="Titre2"/>
+      </w:pPr>
+      <w:bookmarkStart w:id="7" w:name="_Toc239930572"/>
+      <w:r>
+        <w:lastRenderedPageBreak/>
+        <w:t>Stratégie de test :</w:t>
+      </w:r>
+      <w:bookmarkEnd w:id="7"/>
+    </w:p>
+    <w:p>
+      <w:r>
+        <w:t>Tests automatiques assurant le maintien des fonctionnalités tout au long du développement ou permettant de détecter efficacement un problème.</w:t>
+      </w:r>
+    </w:p>
+    <w:p>
+      <w:r>
+        <w:t>Etablissement d’un git</w:t>
+      </w:r>
+      <w:r>
+        <w:t>h</w:t>
+      </w:r>
+      <w:r>
+        <w:t>upaction</w:t>
+      </w:r>
+      <w:r>
+        <w:t xml:space="preserve"> afin d’assurer la fiabilité de chaque commit.</w:t>
+      </w:r>
+    </w:p>
+    <w:p>
+      <w:pPr>
+        <w:pStyle w:val="Titre1"/>
+      </w:pPr>
+      <w:bookmarkStart w:id="8" w:name="_Toc239930573"/>
+      <w:r>
+        <w:t>Produit :</w:t>
+      </w:r>
+      <w:bookmarkEnd w:id="8"/>
+    </w:p>
+    <w:p>
+      <w:pPr>
+        <w:pStyle w:val="Titre2"/>
+      </w:pPr>
+      <w:bookmarkStart w:id="9" w:name="_Toc239930574"/>
+      <w:r>
+        <w:t>Composants :</w:t>
+      </w:r>
+      <w:bookmarkEnd w:id="9"/>
+    </w:p>
+    <w:p>
+      <w:pPr>
+        <w:pStyle w:val="Titre3"/>
+      </w:pPr>
+      <w:bookmarkStart w:id="10" w:name="_Toc239930575"/>
+      <w:r>
+        <w:t>Gem :</w:t>
+      </w:r>
+      <w:bookmarkEnd w:id="10"/>
+    </w:p>
+    <w:p>
+      <w:pPr>
+        <w:jc w:val="both"/>
+      </w:pPr>
+      <w:r>
+        <w:t>Mysql2</w:t>
+      </w:r>
+      <w:r>
+        <w:t xml:space="preserve"> V 0.5.7</w:t>
+      </w:r>
+      <w:r>
+        <w:t> :</w:t>
+      </w:r>
+      <w:r>
+        <w:t xml:space="preserve"> </w:t>
+      </w:r>
+      <w:r>
+        <w:t>Permet une connexion SQL via un programme ruby.</w:t>
+      </w:r>
+    </w:p>
+    <w:p>
+      <w:pPr>
+        <w:jc w:val="both"/>
+      </w:pPr>
+      <w:r>
+        <w:t>Dotenv </w:t>
+      </w:r>
+      <w:r>
+        <w:t xml:space="preserve">V 3.2.0 </w:t>
+      </w:r>
+      <w:r>
+        <w:t>:</w:t>
+      </w:r>
+      <w:r>
+        <w:t xml:space="preserve"> Assure une relation avec un fichier .env.</w:t>
+      </w:r>
+    </w:p>
+    <w:p>
+      <w:pPr>
+        <w:jc w:val="both"/>
+      </w:pPr>
+      <w:r>
+        <w:t>Sinatra</w:t>
+      </w:r>
+      <w:r>
+        <w:t xml:space="preserve"> V 4.2.1</w:t>
+      </w:r>
+      <w:r>
+        <w:t> :</w:t>
+      </w:r>
+      <w:r>
+        <w:t xml:space="preserve"> </w:t>
+      </w:r>
+      <w:r>
+        <w:t>Met à disposition des applications Web pour ruby.</w:t>
+      </w:r>
+    </w:p>
+    <w:p>
+      <w:pPr>
+        <w:jc w:val="both"/>
+      </w:pPr>
+      <w:r>
+        <w:t>Rackup</w:t>
+      </w:r>
+      <w:r>
+        <w:t xml:space="preserve"> V 2.3.1</w:t>
+      </w:r>
+      <w:r>
+        <w:t> :</w:t>
+      </w:r>
+      <w:r>
+        <w:t xml:space="preserve"> Améliore la comp</w:t>
+      </w:r>
+      <w:r>
+        <w:t>ilation du code ruby.</w:t>
+      </w:r>
+    </w:p>
+    <w:p>
+      <w:pPr>
+        <w:jc w:val="both"/>
+      </w:pPr>
+      <w:r>
+        <w:t>Puma </w:t>
+      </w:r>
+      <w:r>
+        <w:t xml:space="preserve">V 8.0.2 </w:t>
+      </w:r>
+      <w:r>
+        <w:t>:</w:t>
+      </w:r>
+      <w:r>
+        <w:t xml:space="preserve"> Permet une </w:t>
+      </w:r>
+      <w:r>
+        <w:t>mise en place d’un server http en local.</w:t>
+      </w:r>
+    </w:p>
+    <w:p>
+      <w:pPr>
+        <w:jc w:val="both"/>
+      </w:pPr>
+      <w:r>
+        <w:t>Rerun </w:t>
+      </w:r>
+      <w:r>
+        <w:t xml:space="preserve">V 0.14.0 </w:t>
+      </w:r>
+      <w:r>
+        <w:t>:</w:t>
+      </w:r>
+      <w:r>
+        <w:t xml:space="preserve"> Raffraichit le pro</w:t>
+      </w:r>
+      <w:r>
+        <w:t>jet en direct lors de la modification du code.</w:t>
+      </w:r>
+    </w:p>
+    <w:p/>
+    <w:p>
+      <w:pPr>
+        <w:pStyle w:val="Titre1"/>
+      </w:pPr>
+      <w:bookmarkStart w:id="11" w:name="_Toc239930576"/>
+      <w:r>
+        <w:t>Organisations :</w:t>
+      </w:r>
+      <w:bookmarkEnd w:id="11"/>
+    </w:p>
+    <w:p>
+      <w:pPr>
+        <w:pStyle w:val="Titre2"/>
+        <w:rPr>
+          <w:lang w:val="en-GB"/>
+        </w:rPr>
+      </w:pPr>
+      <w:bookmarkStart w:id="12" w:name="_Toc239930577"/>
+      <w:r>
+        <w:rPr>
+          <w:lang w:val="en-GB"/>
+        </w:rPr>
+        <w:t>Plannings :</w:t>
+      </w:r>
+      <w:bookmarkEnd w:id="12"/>
+    </w:p>
+    <w:p>
+      <w:pPr>
+        <w:rPr>
+          <w:lang w:val="en-GB"/>
+        </w:rPr>
+      </w:pPr>
+    </w:p>
+    <w:p>
+      <w:pPr>
+        <w:pStyle w:val="Titre2"/>
+        <w:rPr>
+          <w:lang w:val="en-GB"/>
+        </w:rPr>
+      </w:pPr>
+      <w:bookmarkStart w:id="13" w:name="_Toc239930578"/>
+      <w:r>
+        <w:rPr>
+          <w:lang w:val="en-GB"/>
+        </w:rPr>
+        <w:t>Depot Git :</w:t>
+      </w:r>
+      <w:bookmarkEnd w:id="13"/>
+    </w:p>
+    <w:p>
+      <w:pPr>
+        <w:rPr>
+          <w:lang w:val="en-GB"/>
+        </w:rPr>
+      </w:pPr>
+      <w:hyperlink r:id="rId8" w:history="1">
+        <w:r>
+          <w:rPr>
+            <w:rStyle w:val="Lienhypertexte"/>
+            <w:lang w:val="en-GB"/>
+          </w:rPr>
+          <w:t>KT539/MAW11_Looper_RGK</w:t>
+        </w:r>
+      </w:hyperlink>
+    </w:p>
+    <w:p>
+      <w:pPr>
+        <w:pStyle w:val="Titre1"/>
+      </w:pPr>
+      <w:bookmarkStart w:id="14" w:name="_Toc239930579"/>
+      <w:r>
+        <w:t>Conclusion :</w:t>
+      </w:r>
+      <w:bookmarkEnd w:id="14"/>
+    </w:p>
+    <w:p>
+      <w:pPr>
+        <w:pStyle w:val="Titre2"/>
+      </w:pPr>
+      <w:bookmarkStart w:id="15" w:name="_Toc239930580"/>
+      <w:r>
+        <w:t>Globale :</w:t>
+      </w:r>
+      <w:bookmarkEnd w:id="15"/>
+    </w:p>
+    <w:p/>
+    <w:p>
+      <w:pPr>
+        <w:pStyle w:val="Titre2"/>
+      </w:pPr>
+      <w:bookmarkStart w:id="16" w:name="_Toc239930581"/>
+      <w:r>
+        <w:t>Personnelle :</w:t>
+      </w:r>
+      <w:bookmarkEnd w:id="16"/>
+    </w:p>
+    <w:p>
+      <w:pPr>
+        <w:pStyle w:val="Titre3"/>
+      </w:pPr>
+      <w:bookmarkStart w:id="17" w:name="_Toc239930582"/>
+      <w:r>
+        <w:t>Kilian Testard :</w:t>
+      </w:r>
+      <w:bookmarkEnd w:id="17"/>
+    </w:p>
+    <w:p/>
+    <w:p>
+      <w:pPr>
+        <w:pStyle w:val="Titre3"/>
+      </w:pPr>
+      <w:bookmarkStart w:id="18" w:name="_Toc239930583"/>
+      <w:r>
+        <w:lastRenderedPageBreak/>
+        <w:t>Rayan Bersier :</w:t>
+      </w:r>
+      <w:bookmarkEnd w:id="18"/>
+    </w:p>
+    <w:p/>
+    <w:p>
+      <w:pPr>
+        <w:pStyle w:val="Titre3"/>
+      </w:pPr>
+      <w:bookmarkStart w:id="19" w:name="_Toc239930584"/>
+      <w:r>
+        <w:t>Gendroz :</w:t>
+      </w:r>
+      <w:bookmarkEnd w:id="19"/>
+    </w:p>
+    <w:p/>
     <w:sectPr>
-      <w:headerReference w:type="default" r:id="rId8"/>
-      <w:footerReference w:type="default" r:id="rId9"/>
+      <w:headerReference w:type="default" r:id="rId9"/>
+      <w:footerReference w:type="default" r:id="rId10"/>
       <w:pgSz w:w="11906" w:h="16838"/>
       <w:pgMar w:top="1417" w:right="1417" w:bottom="1417" w:left="1417" w:header="708" w:footer="708" w:gutter="0"/>
       <w:cols w:space="708"/>
@@ -1440,7 +2977,6 @@
   <w:style w:type="character" w:default="1" w:styleId="Policepardfaut">
     <w:name w:val="Default Paragraph Font"/>
     <w:uiPriority w:val="1"/>
-    <w:semiHidden/>
     <w:unhideWhenUsed/>
   </w:style>
   <w:style w:type="table" w:default="1" w:styleId="TableauNormal">
@@ -1851,6 +3387,31 @@
     <w:link w:val="Pieddepage"/>
     <w:uiPriority w:val="99"/>
     <w:rsid w:val="00793F1A"/>
+  </w:style>
+  <w:style w:type="paragraph" w:styleId="TM3">
+    <w:name w:val="toc 3"/>
+    <w:basedOn w:val="Normal"/>
+    <w:next w:val="Normal"/>
+    <w:autoRedefine/>
+    <w:uiPriority w:val="39"/>
+    <w:unhideWhenUsed/>
+    <w:rsid w:val="00E71FD7"/>
+    <w:pPr>
+      <w:spacing w:after="100"/>
+      <w:ind w:left="480"/>
+    </w:pPr>
+  </w:style>
+  <w:style w:type="character" w:styleId="Mentionnonrsolue">
+    <w:name w:val="Unresolved Mention"/>
+    <w:basedOn w:val="Policepardfaut"/>
+    <w:uiPriority w:val="99"/>
+    <w:semiHidden/>
+    <w:unhideWhenUsed/>
+    <w:rsid w:val="00AA2F60"/>
+    <w:rPr>
+      <w:color w:val="605E5C"/>
+      <w:shd w:val="clear" w:color="auto" w:fill="E1DFDD"/>
+    </w:rPr>
   </w:style>
 </w:styles>
 </file>
